--- a/pr-preview/pr-316/measures.docx
+++ b/pr-preview/pr-316/measures.docx
@@ -15,7 +15,7 @@
         <w:pStyle w:val="Date"/>
       </w:pPr>
       <w:r>
-        <w:t xml:space="preserve">Last modified: 2026-10-15 13:56:10 (PDT)</w:t>
+        <w:t xml:space="preserve">Last modified: 2026-10-15 20:42:14 (PDT)</w:t>
       </w:r>
     </w:p>
     <w:p>
@@ -76,7 +76,7 @@
         <w:t xml:space="preserve"> </w:t>
       </w:r>
       <w:r>
-        <w:t xml:space="preserve">using the</w:t>
+        <w:t xml:space="preserve">using the definitions on the</w:t>
       </w:r>
       <w:r>
         <w:t xml:space="preserve"> </w:t>
@@ -86,14 +86,31 @@
           <w:rPr>
             <w:rStyle w:val="Hyperlink"/>
           </w:rPr>
-          <w:t xml:space="preserve">sets and functions</w:t>
+          <w:t xml:space="preserve">Sets</w:t>
         </w:r>
       </w:hyperlink>
       <w:r>
         <w:t xml:space="preserve"> </w:t>
       </w:r>
       <w:r>
-        <w:t xml:space="preserve">page’s definitions.</w:t>
+        <w:t xml:space="preserve">and</w:t>
+      </w:r>
+      <w:r>
+        <w:t xml:space="preserve"> </w:t>
+      </w:r>
+      <w:hyperlink r:id="rId11">
+        <w:r>
+          <w:rPr>
+            <w:rStyle w:val="Hyperlink"/>
+          </w:rPr>
+          <w:t xml:space="preserve">Functions</w:t>
+        </w:r>
+      </w:hyperlink>
+      <w:r>
+        <w:t xml:space="preserve"> </w:t>
+      </w:r>
+      <w:r>
+        <w:t xml:space="preserve">pages.</w:t>
       </w:r>
       <w:r>
         <w:t xml:space="preserve"> </w:t>
@@ -124,7 +141,7 @@
       <w:r>
         <w:t xml:space="preserve">(</w:t>
       </w:r>
-      <w:hyperlink r:id="rId11">
+      <w:hyperlink r:id="rId12">
         <w:r>
           <w:rPr>
             <w:rStyle w:val="Hyperlink"/>
@@ -136,7 +153,7 @@
         <w:t xml:space="preserve">).</w:t>
       </w:r>
     </w:p>
-    <w:bookmarkStart w:id="39" w:name="sigma-algebras"/>
+    <w:bookmarkStart w:id="40" w:name="sigma-algebras"/>
     <w:p>
       <w:pPr>
         <w:pStyle w:val="Heading2"/>
@@ -156,7 +173,7 @@
         <w:t xml:space="preserve">-algebras</w:t>
       </w:r>
     </w:p>
-    <w:bookmarkStart w:id="15" w:name="def-sigma-algebra"/>
+    <w:bookmarkStart w:id="16" w:name="def-sigma-algebra"/>
     <w:p>
       <w:pPr>
         <w:pStyle w:val="FirstParagraph"/>
@@ -253,7 +270,7 @@
       <w:r>
         <w:t xml:space="preserve"> </w:t>
       </w:r>
-      <w:hyperlink r:id="rId12">
+      <w:hyperlink r:id="rId13">
         <w:r>
           <w:rPr>
             <w:rStyle w:val="Hyperlink"/>
@@ -381,7 +398,7 @@
       <w:r>
         <w:t xml:space="preserve"> </w:t>
       </w:r>
-      <w:hyperlink r:id="rId13">
+      <w:hyperlink r:id="rId14">
         <w:r>
           <w:rPr>
             <w:rStyle w:val="Hyperlink"/>
@@ -424,7 +441,7 @@
       <w:r>
         <w:t xml:space="preserve"> </w:t>
       </w:r>
-      <w:hyperlink r:id="rId14">
+      <w:hyperlink r:id="rId15">
         <w:r>
           <w:rPr>
             <w:rStyle w:val="Hyperlink"/>
@@ -571,8 +588,8 @@
         <w:t xml:space="preserve">.</w:t>
       </w:r>
     </w:p>
-    <w:bookmarkEnd w:id="15"/>
-    <w:bookmarkStart w:id="17" w:name="rem-sigma-field"/>
+    <w:bookmarkEnd w:id="16"/>
+    <w:bookmarkStart w:id="18" w:name="rem-sigma-field"/>
     <w:p>
       <w:pPr>
         <w:pStyle w:val="FirstParagraph"/>
@@ -628,12 +645,40 @@
         <w:t xml:space="preserve"> </w:t>
       </w:r>
       <w:r>
+        <w:t xml:space="preserve">(Billingsley 1995)</w:t>
+      </w:r>
+      <w:r>
+        <w:t xml:space="preserve"> </w:t>
+      </w:r>
+      <w:r>
+        <w:t xml:space="preserve">or a</w:t>
+      </w:r>
+      <w:r>
+        <w:t xml:space="preserve"> </w:t>
+      </w:r>
+      <w:r>
+        <w:rPr>
+          <w:b/>
+          <w:bCs/>
+        </w:rPr>
+        <w:t xml:space="preserve">Borel field</w:t>
+      </w:r>
+      <w:r>
+        <w:t xml:space="preserve"> </w:t>
+      </w:r>
+      <w:r>
+        <w:t xml:space="preserve">(Casella and Berger 2002, Def. 1.2.1)</w:t>
+      </w:r>
+      <w:r>
+        <w:t xml:space="preserve"> </w:t>
+      </w:r>
+      <w:r>
         <w:t xml:space="preserve">(see</w:t>
       </w:r>
       <w:r>
         <w:t xml:space="preserve"> </w:t>
       </w:r>
-      <w:hyperlink r:id="rId16">
+      <w:hyperlink r:id="rId17">
         <w:r>
           <w:rPr>
             <w:rStyle w:val="Hyperlink"/>
@@ -665,73 +710,37 @@
         <w:t xml:space="preserve"> </w:t>
       </w:r>
       <w:r>
-        <w:t xml:space="preserve">For example,</w:t>
-      </w:r>
-      <w:r>
-        <w:t xml:space="preserve"> </w:t>
-      </w:r>
-      <w:r>
-        <w:t xml:space="preserve">Billingsley (1995)</w:t>
-      </w:r>
-      <w:r>
-        <w:t xml:space="preserve"> </w:t>
-      </w:r>
-      <w:r>
-        <w:t xml:space="preserve">uses</w:t>
-      </w:r>
-      <w:r>
-        <w:t xml:space="preserve"> </w:t>
-      </w:r>
-      <w:r>
-        <w:t xml:space="preserve">“</w:t>
-      </w:r>
-      <m:oMath>
-        <m:r>
-          <m:t>σ</m:t>
-        </m:r>
-      </m:oMath>
-      <w:r>
-        <w:t xml:space="preserve">-field”</w:t>
-      </w:r>
-      <w:r>
-        <w:t xml:space="preserve">.</w:t>
-      </w:r>
-      <w:r>
-        <w:t xml:space="preserve"> </w:t>
-      </w:r>
-      <w:r>
-        <w:t xml:space="preserve">The two names mean the same thing.</w:t>
-      </w:r>
-      <w:r>
-        <w:t xml:space="preserve"> </w:t>
-      </w:r>
-      <w:r>
-        <w:t xml:space="preserve">Casella and Berger call it a</w:t>
-      </w:r>
-      <w:r>
-        <w:t xml:space="preserve"> </w:t>
-      </w:r>
-      <w:r>
-        <w:rPr>
-          <w:b/>
-          <w:bCs/>
-        </w:rPr>
-        <w:t xml:space="preserve">Borel field</w:t>
-      </w:r>
-      <w:r>
-        <w:t xml:space="preserve"> </w:t>
-      </w:r>
-      <w:r>
-        <w:t xml:space="preserve">(Casella and Berger 2002, Def. 1.2.1)</w:t>
-      </w:r>
-      <w:r>
-        <w:t xml:space="preserve">.</w:t>
-      </w:r>
-      <w:r>
-        <w:t xml:space="preserve"> </w:t>
-      </w:r>
-      <w:r>
-        <w:t xml:space="preserve">That is a different use of</w:t>
+        <w:t xml:space="preserve">The names mean the same thing.</w:t>
+      </w:r>
+      <w:r>
+        <w:t xml:space="preserve"> </w:t>
+      </w:r>
+      <w:r>
+        <w:t xml:space="preserve">The</w:t>
+      </w:r>
+      <w:r>
+        <w:t xml:space="preserve"> </w:t>
+      </w:r>
+      <w:r>
+        <w:t xml:space="preserve">“Borel”</w:t>
+      </w:r>
+      <w:r>
+        <w:t xml:space="preserve"> </w:t>
+      </w:r>
+      <w:r>
+        <w:t xml:space="preserve">in</w:t>
+      </w:r>
+      <w:r>
+        <w:t xml:space="preserve"> </w:t>
+      </w:r>
+      <w:r>
+        <w:t xml:space="preserve">“Borel field”</w:t>
+      </w:r>
+      <w:r>
+        <w:t xml:space="preserve"> </w:t>
+      </w:r>
+      <w:r>
+        <w:t xml:space="preserve">is a different use of</w:t>
       </w:r>
       <w:r>
         <w:t xml:space="preserve"> </w:t>
@@ -812,8 +821,8 @@
         <w:t xml:space="preserve">-algebra.</w:t>
       </w:r>
     </w:p>
-    <w:bookmarkEnd w:id="17"/>
-    <w:bookmarkStart w:id="19" w:name="exm-sigma-algebra"/>
+    <w:bookmarkEnd w:id="18"/>
+    <w:bookmarkStart w:id="20" w:name="exm-sigma-algebra"/>
     <w:p>
       <w:pPr>
         <w:pStyle w:val="BodyText"/>
@@ -927,7 +936,7 @@
       <w:r>
         <w:t xml:space="preserve">(</w:t>
       </w:r>
-      <w:hyperlink r:id="rId18">
+      <w:hyperlink r:id="rId19">
         <w:r>
           <w:rPr>
             <w:rStyle w:val="Hyperlink"/>
@@ -1281,8 +1290,8 @@
         <w:t xml:space="preserve">.</w:t>
       </w:r>
     </w:p>
-    <w:bookmarkEnd w:id="19"/>
-    <w:bookmarkStart w:id="20" w:name="exm-not-sigma-algebra"/>
+    <w:bookmarkEnd w:id="20"/>
+    <w:bookmarkStart w:id="21" w:name="exm-not-sigma-algebra"/>
     <w:p>
       <w:pPr>
         <w:pStyle w:val="BodyText"/>
@@ -1612,8 +1621,8 @@
         <w:t xml:space="preserve">.</w:t>
       </w:r>
     </w:p>
-    <w:bookmarkEnd w:id="20"/>
-    <w:bookmarkStart w:id="21" w:name="def-closed-under"/>
+    <w:bookmarkEnd w:id="21"/>
+    <w:bookmarkStart w:id="22" w:name="def-closed-under"/>
     <w:p>
       <w:pPr>
         <w:pStyle w:val="BodyText"/>
@@ -1721,8 +1730,8 @@
         <w:t xml:space="preserve">under the operation.</w:t>
       </w:r>
     </w:p>
-    <w:bookmarkEnd w:id="21"/>
-    <w:bookmarkStart w:id="23" w:name="exm-closed-under"/>
+    <w:bookmarkEnd w:id="22"/>
+    <w:bookmarkStart w:id="24" w:name="exm-closed-under"/>
     <w:p>
       <w:pPr>
         <w:pStyle w:val="BodyText"/>
@@ -1755,7 +1764,7 @@
       <w:r>
         <w:t xml:space="preserve"> </w:t>
       </w:r>
-      <w:hyperlink r:id="rId22">
+      <w:hyperlink r:id="rId23">
         <w:r>
           <w:rPr>
             <w:rStyle w:val="Hyperlink"/>
@@ -2087,8 +2096,8 @@
         <w:t xml:space="preserve">is not closed under complements.</w:t>
       </w:r>
     </w:p>
-    <w:bookmarkEnd w:id="23"/>
-    <w:bookmarkStart w:id="26" w:name="thm-sigma-algebra-closure"/>
+    <w:bookmarkEnd w:id="24"/>
+    <w:bookmarkStart w:id="27" w:name="thm-sigma-algebra-closure"/>
     <w:p>
       <w:pPr>
         <w:pStyle w:val="FirstParagraph"/>
@@ -2215,7 +2224,7 @@
       <w:r>
         <w:t xml:space="preserve"> </w:t>
       </w:r>
-      <w:hyperlink r:id="rId24">
+      <w:hyperlink r:id="rId25">
         <w:r>
           <w:rPr>
             <w:rStyle w:val="Hyperlink"/>
@@ -2305,7 +2314,7 @@
       <w:r>
         <w:t xml:space="preserve"> </w:t>
       </w:r>
-      <w:hyperlink r:id="rId25">
+      <w:hyperlink r:id="rId26">
         <w:r>
           <w:rPr>
             <w:rStyle w:val="Hyperlink"/>
@@ -2572,7 +2581,7 @@
         <w:t xml:space="preserve">and under intersections of sequences of its sets.</w:t>
       </w:r>
     </w:p>
-    <w:bookmarkEnd w:id="26"/>
+    <w:bookmarkEnd w:id="27"/>
     <w:p>
       <w:pPr>
         <w:pStyle w:val="BodyText"/>
@@ -3486,7 +3495,7 @@
       <w:r>
         <w:t xml:space="preserve"> </w:t>
       </w:r>
-      <w:hyperlink r:id="rId27">
+      <w:hyperlink r:id="rId28">
         <w:r>
           <w:rPr>
             <w:rStyle w:val="Hyperlink"/>
@@ -3953,7 +3962,7 @@
         <w:t xml:space="preserve">by the complement rule again.</w:t>
       </w:r>
     </w:p>
-    <w:bookmarkStart w:id="28" w:name="thm-power-set-sigma-algebra"/>
+    <w:bookmarkStart w:id="29" w:name="thm-power-set-sigma-algebra"/>
     <w:p>
       <w:pPr>
         <w:pStyle w:val="BodyText"/>
@@ -4055,7 +4064,7 @@
         <w:t xml:space="preserve">.</w:t>
       </w:r>
     </w:p>
-    <w:bookmarkEnd w:id="28"/>
+    <w:bookmarkEnd w:id="29"/>
     <w:p>
       <w:pPr>
         <w:pStyle w:val="BodyText"/>
@@ -4393,7 +4402,7 @@
         <w:t xml:space="preserve">.</w:t>
       </w:r>
     </w:p>
-    <w:bookmarkStart w:id="30" w:name="thm-sigma-algebra-intersection"/>
+    <w:bookmarkStart w:id="31" w:name="thm-sigma-algebra-intersection"/>
     <w:p>
       <w:pPr>
         <w:pStyle w:val="FirstParagraph"/>
@@ -4546,7 +4555,7 @@
       <w:r>
         <w:t xml:space="preserve"> </w:t>
       </w:r>
-      <w:hyperlink r:id="rId29">
+      <w:hyperlink r:id="rId30">
         <w:r>
           <w:rPr>
             <w:rStyle w:val="Hyperlink"/>
@@ -4675,7 +4684,7 @@
         <w:t xml:space="preserve">.</w:t>
       </w:r>
     </w:p>
-    <w:bookmarkEnd w:id="30"/>
+    <w:bookmarkEnd w:id="31"/>
     <w:p>
       <w:pPr>
         <w:pStyle w:val="BodyText"/>
@@ -5058,7 +5067,7 @@
         <w:t xml:space="preserve">and so it is in the intersection.</w:t>
       </w:r>
     </w:p>
-    <w:bookmarkStart w:id="31" w:name="def-generated-sigma-algebra"/>
+    <w:bookmarkStart w:id="32" w:name="def-generated-sigma-algebra"/>
     <w:p>
       <w:pPr>
         <w:pStyle w:val="FirstParagraph"/>
@@ -5257,8 +5266,8 @@
         <w:t xml:space="preserve">.</w:t>
       </w:r>
     </w:p>
-    <w:bookmarkEnd w:id="31"/>
-    <w:bookmarkStart w:id="32" w:name="rem-generated-sigma-algebra-smallest"/>
+    <w:bookmarkEnd w:id="32"/>
+    <w:bookmarkStart w:id="33" w:name="rem-generated-sigma-algebra-smallest"/>
     <w:p>
       <w:pPr>
         <w:pStyle w:val="BodyText"/>
@@ -5505,8 +5514,8 @@
         <w:t xml:space="preserve">.</w:t>
       </w:r>
     </w:p>
-    <w:bookmarkEnd w:id="32"/>
-    <w:bookmarkStart w:id="33" w:name="exm-generated-sigma-algebra"/>
+    <w:bookmarkEnd w:id="33"/>
+    <w:bookmarkStart w:id="34" w:name="exm-generated-sigma-algebra"/>
     <w:p>
       <w:pPr>
         <w:pStyle w:val="BodyText"/>
@@ -6081,8 +6090,8 @@
         <w:t xml:space="preserve">.</w:t>
       </w:r>
     </w:p>
-    <w:bookmarkEnd w:id="33"/>
-    <w:bookmarkStart w:id="35" w:name="def-borel-sigma-algebra"/>
+    <w:bookmarkEnd w:id="34"/>
+    <w:bookmarkStart w:id="36" w:name="def-borel-sigma-algebra"/>
     <w:p>
       <w:pPr>
         <w:pStyle w:val="BodyText"/>
@@ -6221,7 +6230,7 @@
       <w:r>
         <w:t xml:space="preserve"> </w:t>
       </w:r>
-      <w:hyperlink r:id="rId34">
+      <w:hyperlink r:id="rId35">
         <w:r>
           <w:rPr>
             <w:rStyle w:val="Hyperlink"/>
@@ -6252,8 +6261,8 @@
         <w:t xml:space="preserve">.</w:t>
       </w:r>
     </w:p>
-    <w:bookmarkEnd w:id="35"/>
-    <w:bookmarkStart w:id="38" w:name="exm-borel-sigma-algebra"/>
+    <w:bookmarkEnd w:id="36"/>
+    <w:bookmarkStart w:id="39" w:name="exm-borel-sigma-algebra"/>
     <w:p>
       <w:pPr>
         <w:pStyle w:val="BodyText"/>
@@ -6469,7 +6478,7 @@
       <w:r>
         <w:t xml:space="preserve"> </w:t>
       </w:r>
-      <w:hyperlink r:id="rId36">
+      <w:hyperlink r:id="rId37">
         <w:r>
           <w:rPr>
             <w:rStyle w:val="Hyperlink"/>
@@ -6643,7 +6652,7 @@
       <w:r>
         <w:t xml:space="preserve">(</w:t>
       </w:r>
-      <w:hyperlink r:id="rId37">
+      <w:hyperlink r:id="rId38">
         <w:r>
           <w:rPr>
             <w:rStyle w:val="Hyperlink"/>
@@ -6780,9 +6789,9 @@
         <w:t xml:space="preserve">contains the complement of each of its sets.</w:t>
       </w:r>
     </w:p>
-    <w:bookmarkEnd w:id="38"/>
     <w:bookmarkEnd w:id="39"/>
-    <w:bookmarkStart w:id="42" w:name="pairwise-disjoint-sets"/>
+    <w:bookmarkEnd w:id="40"/>
+    <w:bookmarkStart w:id="43" w:name="pairwise-disjoint-sets"/>
     <w:p>
       <w:pPr>
         <w:pStyle w:val="Heading2"/>
@@ -6791,7 +6800,7 @@
         <w:t xml:space="preserve">2 Pairwise disjoint sets</w:t>
       </w:r>
     </w:p>
-    <w:bookmarkStart w:id="40" w:name="def-pairwise-disjoint"/>
+    <w:bookmarkStart w:id="41" w:name="def-pairwise-disjoint"/>
     <w:p>
       <w:pPr>
         <w:pStyle w:val="FirstParagraph"/>
@@ -6990,8 +6999,8 @@
         </m:oMath>
       </m:oMathPara>
     </w:p>
-    <w:bookmarkEnd w:id="40"/>
-    <w:bookmarkStart w:id="41" w:name="exm-pairwise-disjoint"/>
+    <w:bookmarkEnd w:id="41"/>
+    <w:bookmarkStart w:id="42" w:name="exm-pairwise-disjoint"/>
     <w:p>
       <w:pPr>
         <w:pStyle w:val="FirstParagraph"/>
@@ -7093,7 +7102,7 @@
       <w:r>
         <w:t xml:space="preserve">(</w:t>
       </w:r>
-      <w:hyperlink r:id="rId18">
+      <w:hyperlink r:id="rId19">
         <w:r>
           <w:rPr>
             <w:rStyle w:val="Hyperlink"/>
@@ -7308,9 +7317,9 @@
         <w:t xml:space="preserve">is in both.</w:t>
       </w:r>
     </w:p>
-    <w:bookmarkEnd w:id="41"/>
     <w:bookmarkEnd w:id="42"/>
-    <w:bookmarkStart w:id="58" w:name="infinite-sums"/>
+    <w:bookmarkEnd w:id="43"/>
+    <w:bookmarkStart w:id="59" w:name="infinite-sums"/>
     <w:p>
       <w:pPr>
         <w:pStyle w:val="Heading2"/>
@@ -7319,7 +7328,7 @@
         <w:t xml:space="preserve">3 Infinite sums</w:t>
       </w:r>
     </w:p>
-    <w:bookmarkStart w:id="44" w:name="def-non-decreasing"/>
+    <w:bookmarkStart w:id="45" w:name="def-non-decreasing"/>
     <w:p>
       <w:pPr>
         <w:pStyle w:val="FirstParagraph"/>
@@ -7340,7 +7349,7 @@
       <w:r>
         <w:t xml:space="preserve"> </w:t>
       </w:r>
-      <w:hyperlink r:id="rId14">
+      <w:hyperlink r:id="rId15">
         <w:r>
           <w:rPr>
             <w:rStyle w:val="Hyperlink"/>
@@ -7404,7 +7413,7 @@
       <w:r>
         <w:t xml:space="preserve"> </w:t>
       </w:r>
-      <w:hyperlink r:id="rId43">
+      <w:hyperlink r:id="rId44">
         <w:r>
           <w:rPr>
             <w:rStyle w:val="Hyperlink"/>
@@ -7512,8 +7521,8 @@
         </m:oMath>
       </m:oMathPara>
     </w:p>
-    <w:bookmarkEnd w:id="44"/>
-    <w:bookmarkStart w:id="45" w:name="exm-non-decreasing"/>
+    <w:bookmarkEnd w:id="45"/>
+    <w:bookmarkStart w:id="46" w:name="exm-non-decreasing"/>
     <w:p>
       <w:pPr>
         <w:pStyle w:val="FirstParagraph"/>
@@ -7875,8 +7884,8 @@
         </m:oMath>
       </m:oMathPara>
     </w:p>
-    <w:bookmarkEnd w:id="45"/>
-    <w:bookmarkStart w:id="47" w:name="def-partial-sum"/>
+    <w:bookmarkEnd w:id="46"/>
+    <w:bookmarkStart w:id="48" w:name="def-partial-sum"/>
     <w:p>
       <w:pPr>
         <w:pStyle w:val="FirstParagraph"/>
@@ -7950,7 +7959,7 @@
       <w:r>
         <w:t xml:space="preserve"> </w:t>
       </w:r>
-      <w:hyperlink r:id="rId14">
+      <w:hyperlink r:id="rId15">
         <w:r>
           <w:rPr>
             <w:rStyle w:val="Hyperlink"/>
@@ -7967,7 +7976,7 @@
       <w:r>
         <w:t xml:space="preserve"> </w:t>
       </w:r>
-      <w:hyperlink r:id="rId43">
+      <w:hyperlink r:id="rId44">
         <w:r>
           <w:rPr>
             <w:rStyle w:val="Hyperlink"/>
@@ -8038,7 +8047,7 @@
       <w:r>
         <w:t xml:space="preserve"> </w:t>
       </w:r>
-      <w:hyperlink r:id="rId46">
+      <w:hyperlink r:id="rId47">
         <w:r>
           <w:rPr>
             <w:rStyle w:val="Hyperlink"/>
@@ -8199,8 +8208,8 @@
         </m:oMath>
       </m:oMathPara>
     </w:p>
-    <w:bookmarkEnd w:id="47"/>
-    <w:bookmarkStart w:id="48" w:name="exm-partial-sum"/>
+    <w:bookmarkEnd w:id="48"/>
+    <w:bookmarkStart w:id="49" w:name="exm-partial-sum"/>
     <w:p>
       <w:pPr>
         <w:pStyle w:val="FirstParagraph"/>
@@ -8672,8 +8681,8 @@
         <w:t xml:space="preserve">.</w:t>
       </w:r>
     </w:p>
-    <w:bookmarkEnd w:id="48"/>
-    <w:bookmarkStart w:id="51" w:name="def-infinite-sum"/>
+    <w:bookmarkEnd w:id="49"/>
+    <w:bookmarkStart w:id="52" w:name="def-infinite-sum"/>
     <w:p>
       <w:pPr>
         <w:pStyle w:val="BodyText"/>
@@ -9040,7 +9049,7 @@
       <w:r>
         <w:t xml:space="preserve"> </w:t>
       </w:r>
-      <w:hyperlink r:id="rId49">
+      <w:hyperlink r:id="rId50">
         <w:r>
           <w:rPr>
             <w:rStyle w:val="Hyperlink"/>
@@ -9080,7 +9089,7 @@
       <w:r>
         <w:t xml:space="preserve"> </w:t>
       </w:r>
-      <w:hyperlink r:id="rId50">
+      <w:hyperlink r:id="rId51">
         <w:r>
           <w:rPr>
             <w:rStyle w:val="Hyperlink"/>
@@ -9201,8 +9210,8 @@
         <w:t xml:space="preserve">are defined the same way.</w:t>
       </w:r>
     </w:p>
-    <w:bookmarkEnd w:id="51"/>
-    <w:bookmarkStart w:id="52" w:name="exm-infinite-sum"/>
+    <w:bookmarkEnd w:id="52"/>
+    <w:bookmarkStart w:id="53" w:name="exm-infinite-sum"/>
     <w:p>
       <w:pPr>
         <w:pStyle w:val="BodyText"/>
@@ -9632,8 +9641,8 @@
         <w:t xml:space="preserve">.</w:t>
       </w:r>
     </w:p>
-    <w:bookmarkEnd w:id="52"/>
-    <w:bookmarkStart w:id="54" w:name="lem-nonneg-series"/>
+    <w:bookmarkEnd w:id="53"/>
+    <w:bookmarkStart w:id="55" w:name="lem-nonneg-series"/>
     <w:p>
       <w:pPr>
         <w:pStyle w:val="FirstParagraph"/>
@@ -9951,7 +9960,7 @@
       <w:r>
         <w:t xml:space="preserve"> </w:t>
       </w:r>
-      <w:hyperlink r:id="rId53">
+      <w:hyperlink r:id="rId54">
         <w:r>
           <w:rPr>
             <w:rStyle w:val="Hyperlink"/>
@@ -10061,7 +10070,7 @@
         <w:t xml:space="preserve">.</w:t>
       </w:r>
     </w:p>
-    <w:bookmarkEnd w:id="54"/>
+    <w:bookmarkEnd w:id="55"/>
     <w:p>
       <w:pPr>
         <w:pStyle w:val="BodyText"/>
@@ -10424,7 +10433,7 @@
       <w:r>
         <w:t xml:space="preserve"> </w:t>
       </w:r>
-      <w:hyperlink r:id="rId55">
+      <w:hyperlink r:id="rId56">
         <w:r>
           <w:rPr>
             <w:rStyle w:val="Hyperlink"/>
@@ -10444,7 +10453,7 @@
       <w:r>
         <w:t xml:space="preserve"> </w:t>
       </w:r>
-      <w:hyperlink r:id="rId56">
+      <w:hyperlink r:id="rId57">
         <w:r>
           <w:rPr>
             <w:rStyle w:val="Hyperlink"/>
@@ -10464,7 +10473,7 @@
       <w:r>
         <w:t xml:space="preserve"> </w:t>
       </w:r>
-      <w:hyperlink r:id="rId49">
+      <w:hyperlink r:id="rId50">
         <w:r>
           <w:rPr>
             <w:rStyle w:val="Hyperlink"/>
@@ -10487,7 +10496,7 @@
       <w:r>
         <w:t xml:space="preserve"> </w:t>
       </w:r>
-      <w:hyperlink r:id="rId57">
+      <w:hyperlink r:id="rId58">
         <w:r>
           <w:rPr>
             <w:rStyle w:val="Hyperlink"/>
@@ -10623,8 +10632,8 @@
         <w:t xml:space="preserve">.</w:t>
       </w:r>
     </w:p>
-    <w:bookmarkEnd w:id="58"/>
-    <w:bookmarkStart w:id="77" w:name="additivity"/>
+    <w:bookmarkEnd w:id="59"/>
+    <w:bookmarkStart w:id="78" w:name="additivity"/>
     <w:p>
       <w:pPr>
         <w:pStyle w:val="Heading2"/>
@@ -10633,7 +10642,7 @@
         <w:t xml:space="preserve">4 Additivity</w:t>
       </w:r>
     </w:p>
-    <w:bookmarkStart w:id="60" w:name="def-finite-additivity"/>
+    <w:bookmarkStart w:id="61" w:name="def-finite-additivity"/>
     <w:p>
       <w:pPr>
         <w:pStyle w:val="FirstParagraph"/>
@@ -10711,7 +10720,7 @@
       <w:r>
         <w:t xml:space="preserve"> </w:t>
       </w:r>
-      <w:hyperlink r:id="rId59">
+      <w:hyperlink r:id="rId60">
         <w:r>
           <w:rPr>
             <w:rStyle w:val="Hyperlink"/>
@@ -10785,7 +10794,7 @@
       <w:r>
         <w:t xml:space="preserve"> </w:t>
       </w:r>
-      <w:hyperlink r:id="rId43">
+      <w:hyperlink r:id="rId44">
         <w:r>
           <w:rPr>
             <w:rStyle w:val="Hyperlink"/>
@@ -11041,8 +11050,8 @@
         </m:oMath>
       </m:oMathPara>
     </w:p>
-    <w:bookmarkEnd w:id="60"/>
-    <w:bookmarkStart w:id="62" w:name="exm-finite-additivity"/>
+    <w:bookmarkEnd w:id="61"/>
+    <w:bookmarkStart w:id="63" w:name="exm-finite-additivity"/>
     <w:p>
       <w:pPr>
         <w:pStyle w:val="FirstParagraph"/>
@@ -11144,7 +11153,7 @@
       <w:r>
         <w:t xml:space="preserve">(</w:t>
       </w:r>
-      <w:hyperlink r:id="rId18">
+      <w:hyperlink r:id="rId19">
         <w:r>
           <w:rPr>
             <w:rStyle w:val="Hyperlink"/>
@@ -11239,7 +11248,7 @@
       <w:r>
         <w:t xml:space="preserve">(</w:t>
       </w:r>
-      <w:hyperlink r:id="rId61">
+      <w:hyperlink r:id="rId62">
         <w:r>
           <w:rPr>
             <w:rStyle w:val="Hyperlink"/>
@@ -11797,8 +11806,8 @@
         <w:t xml:space="preserve">is finitely additive.</w:t>
       </w:r>
     </w:p>
-    <w:bookmarkEnd w:id="62"/>
-    <w:bookmarkStart w:id="63" w:name="exm-not-finitely-additive"/>
+    <w:bookmarkEnd w:id="63"/>
+    <w:bookmarkStart w:id="64" w:name="exm-not-finitely-additive"/>
     <w:p>
       <w:pPr>
         <w:pStyle w:val="BodyText"/>
@@ -12353,8 +12362,8 @@
         <w:t xml:space="preserve">is not finitely additive.</w:t>
       </w:r>
     </w:p>
-    <w:bookmarkEnd w:id="63"/>
-    <w:bookmarkStart w:id="64" w:name="def-countable-additivity"/>
+    <w:bookmarkEnd w:id="64"/>
+    <w:bookmarkStart w:id="65" w:name="def-countable-additivity"/>
     <w:p>
       <w:pPr>
         <w:pStyle w:val="BodyText"/>
@@ -12777,8 +12786,8 @@
         </m:oMath>
       </m:oMathPara>
     </w:p>
-    <w:bookmarkEnd w:id="64"/>
-    <w:bookmarkStart w:id="65" w:name="exm-countable-additivity"/>
+    <w:bookmarkEnd w:id="65"/>
+    <w:bookmarkStart w:id="66" w:name="exm-countable-additivity"/>
     <w:p>
       <w:pPr>
         <w:pStyle w:val="FirstParagraph"/>
@@ -13104,8 +13113,8 @@
         <w:t xml:space="preserve">is countably additive.</w:t>
       </w:r>
     </w:p>
-    <w:bookmarkEnd w:id="65"/>
-    <w:bookmarkStart w:id="66" w:name="rem-countable-additivity-sum-exists"/>
+    <w:bookmarkEnd w:id="66"/>
+    <w:bookmarkStart w:id="67" w:name="rem-countable-additivity-sum-exists"/>
     <w:p>
       <w:pPr>
         <w:pStyle w:val="BodyText"/>
@@ -13578,8 +13587,8 @@
         <w:t xml:space="preserve">.</w:t>
       </w:r>
     </w:p>
-    <w:bookmarkEnd w:id="66"/>
-    <w:bookmarkStart w:id="67" w:name="lem-countable-additivity-empty"/>
+    <w:bookmarkEnd w:id="67"/>
+    <w:bookmarkStart w:id="68" w:name="lem-countable-additivity-empty"/>
     <w:p>
       <w:pPr>
         <w:pStyle w:val="BodyText"/>
@@ -13754,7 +13763,7 @@
         <w:t xml:space="preserve">.</w:t>
       </w:r>
     </w:p>
-    <w:bookmarkEnd w:id="67"/>
+    <w:bookmarkEnd w:id="68"/>
     <w:p>
       <w:pPr>
         <w:pStyle w:val="BodyText"/>
@@ -14260,7 +14269,7 @@
       <w:r>
         <w:t xml:space="preserve"> </w:t>
       </w:r>
-      <w:hyperlink r:id="rId68">
+      <w:hyperlink r:id="rId69">
         <w:r>
           <w:rPr>
             <w:rStyle w:val="Hyperlink"/>
@@ -14324,7 +14333,7 @@
         <w:t xml:space="preserve">.</w:t>
       </w:r>
     </w:p>
-    <w:bookmarkStart w:id="69" w:name="exm-empty-set-zero"/>
+    <w:bookmarkStart w:id="70" w:name="exm-empty-set-zero"/>
     <w:p>
       <w:pPr>
         <w:pStyle w:val="BodyText"/>
@@ -14604,8 +14613,8 @@
         </m:oMath>
       </m:oMathPara>
     </w:p>
-    <w:bookmarkEnd w:id="69"/>
-    <w:bookmarkStart w:id="70" w:name="exm-empty-set-infinity"/>
+    <w:bookmarkEnd w:id="70"/>
+    <w:bookmarkStart w:id="71" w:name="exm-empty-set-infinity"/>
     <w:p>
       <w:pPr>
         <w:pStyle w:val="FirstParagraph"/>
@@ -14756,7 +14765,7 @@
       <w:r>
         <w:t xml:space="preserve">(</w:t>
       </w:r>
-      <w:hyperlink r:id="rId18">
+      <w:hyperlink r:id="rId19">
         <w:r>
           <w:rPr>
             <w:rStyle w:val="Hyperlink"/>
@@ -15370,8 +15379,8 @@
         <w:t xml:space="preserve">.</w:t>
       </w:r>
     </w:p>
-    <w:bookmarkEnd w:id="70"/>
-    <w:bookmarkStart w:id="71" w:name="rem-empty-set-requirement"/>
+    <w:bookmarkEnd w:id="71"/>
+    <w:bookmarkStart w:id="72" w:name="rem-empty-set-requirement"/>
     <w:p>
       <w:pPr>
         <w:pStyle w:val="BodyText"/>
@@ -15532,8 +15541,8 @@
         <w:t xml:space="preserve">is an extra requirement, not a consequence of countable additivity.</w:t>
       </w:r>
     </w:p>
-    <w:bookmarkEnd w:id="71"/>
-    <w:bookmarkStart w:id="72" w:name="thm-countable-implies-finite"/>
+    <w:bookmarkEnd w:id="72"/>
+    <w:bookmarkStart w:id="73" w:name="thm-countable-implies-finite"/>
     <w:p>
       <w:pPr>
         <w:pStyle w:val="BodyText"/>
@@ -15698,7 +15707,7 @@
         <w:t xml:space="preserve">.</w:t>
       </w:r>
     </w:p>
-    <w:bookmarkEnd w:id="72"/>
+    <w:bookmarkEnd w:id="73"/>
     <w:p>
       <w:pPr>
         <w:pStyle w:val="BodyText"/>
@@ -16595,7 +16604,7 @@
         </m:oMath>
       </m:oMathPara>
     </w:p>
-    <w:bookmarkStart w:id="73" w:name="exm-finite-not-countable"/>
+    <w:bookmarkStart w:id="74" w:name="exm-finite-not-countable"/>
     <w:p>
       <w:pPr>
         <w:pStyle w:val="FirstParagraph"/>
@@ -18239,8 +18248,8 @@
         </m:oMath>
       </m:oMathPara>
     </w:p>
-    <w:bookmarkEnd w:id="73"/>
-    <w:bookmarkStart w:id="76" w:name="rem-finite-not-countable-converse"/>
+    <w:bookmarkEnd w:id="74"/>
+    <w:bookmarkStart w:id="77" w:name="rem-finite-not-countable-converse"/>
     <w:p>
       <w:pPr>
         <w:pStyle w:val="FirstParagraph"/>
@@ -18272,7 +18281,7 @@
       <w:r>
         <w:t xml:space="preserve"> </w:t>
       </w:r>
-      <w:hyperlink r:id="rId74">
+      <w:hyperlink r:id="rId75">
         <w:r>
           <w:rPr>
             <w:rStyle w:val="Hyperlink"/>
@@ -18362,7 +18371,7 @@
       <w:r>
         <w:t xml:space="preserve"> </w:t>
       </w:r>
-      <w:hyperlink r:id="rId75">
+      <w:hyperlink r:id="rId76">
         <w:r>
           <w:rPr>
             <w:rStyle w:val="Hyperlink"/>
@@ -18501,9 +18510,9 @@
         <w:t xml:space="preserve">is finite.</w:t>
       </w:r>
     </w:p>
-    <w:bookmarkEnd w:id="76"/>
     <w:bookmarkEnd w:id="77"/>
-    <w:bookmarkStart w:id="104" w:name="measures"/>
+    <w:bookmarkEnd w:id="78"/>
+    <w:bookmarkStart w:id="105" w:name="measures"/>
     <w:p>
       <w:pPr>
         <w:pStyle w:val="Heading2"/>
@@ -18512,7 +18521,7 @@
         <w:t xml:space="preserve">5 Measures</w:t>
       </w:r>
     </w:p>
-    <w:bookmarkStart w:id="78" w:name="def-measure"/>
+    <w:bookmarkStart w:id="79" w:name="def-measure"/>
     <w:p>
       <w:pPr>
         <w:pStyle w:val="FirstParagraph"/>
@@ -18733,8 +18742,8 @@
         <w:t xml:space="preserve">.</w:t>
       </w:r>
     </w:p>
-    <w:bookmarkEnd w:id="78"/>
-    <w:bookmarkStart w:id="79" w:name="exm-measure"/>
+    <w:bookmarkEnd w:id="79"/>
+    <w:bookmarkStart w:id="80" w:name="exm-measure"/>
     <w:p>
       <w:pPr>
         <w:pStyle w:val="FirstParagraph"/>
@@ -18984,8 +18993,8 @@
         <w:t xml:space="preserve">so it is a measure.</w:t>
       </w:r>
     </w:p>
-    <w:bookmarkEnd w:id="79"/>
-    <w:bookmarkStart w:id="80" w:name="cor-measure-finitely-additive"/>
+    <w:bookmarkEnd w:id="80"/>
+    <w:bookmarkStart w:id="81" w:name="cor-measure-finitely-additive"/>
     <w:p>
       <w:pPr>
         <w:pStyle w:val="BodyText"/>
@@ -19035,7 +19044,7 @@
         <w:t xml:space="preserve">.</w:t>
       </w:r>
     </w:p>
-    <w:bookmarkEnd w:id="80"/>
+    <w:bookmarkEnd w:id="81"/>
     <w:p>
       <w:pPr>
         <w:pStyle w:val="BodyText"/>
@@ -19143,7 +19152,7 @@
         <w:t xml:space="preserve">applies to it.</w:t>
       </w:r>
     </w:p>
-    <w:bookmarkStart w:id="81" w:name="def-counting-measure"/>
+    <w:bookmarkStart w:id="82" w:name="def-counting-measure"/>
     <w:p>
       <w:pPr>
         <w:pStyle w:val="BodyText"/>
@@ -19412,8 +19421,8 @@
         </m:oMath>
       </m:oMathPara>
     </w:p>
-    <w:bookmarkEnd w:id="81"/>
-    <w:bookmarkStart w:id="83" w:name="exm-counting-measure"/>
+    <w:bookmarkEnd w:id="82"/>
+    <w:bookmarkStart w:id="84" w:name="exm-counting-measure"/>
     <w:p>
       <w:pPr>
         <w:pStyle w:val="FirstParagraph"/>
@@ -19448,7 +19457,7 @@
       <w:r>
         <w:t xml:space="preserve"> </w:t>
       </w:r>
-      <w:hyperlink r:id="rId82">
+      <w:hyperlink r:id="rId83">
         <w:r>
           <w:rPr>
             <w:rStyle w:val="Hyperlink"/>
@@ -19915,8 +19924,8 @@
         </m:oMath>
       </m:oMathPara>
     </w:p>
-    <w:bookmarkEnd w:id="83"/>
-    <w:bookmarkStart w:id="84" w:name="def-measurable-space"/>
+    <w:bookmarkEnd w:id="84"/>
+    <w:bookmarkStart w:id="85" w:name="def-measurable-space"/>
     <w:p>
       <w:pPr>
         <w:pStyle w:val="FirstParagraph"/>
@@ -20043,8 +20052,8 @@
         <w:t xml:space="preserve">.</w:t>
       </w:r>
     </w:p>
-    <w:bookmarkEnd w:id="84"/>
-    <w:bookmarkStart w:id="85" w:name="def-measurable-set"/>
+    <w:bookmarkEnd w:id="85"/>
+    <w:bookmarkStart w:id="86" w:name="def-measurable-set"/>
     <w:p>
       <w:pPr>
         <w:pStyle w:val="BodyText"/>
@@ -20147,8 +20156,8 @@
         <w:t xml:space="preserve">.</w:t>
       </w:r>
     </w:p>
-    <w:bookmarkEnd w:id="85"/>
-    <w:bookmarkStart w:id="86" w:name="exm-measurable-space"/>
+    <w:bookmarkEnd w:id="86"/>
+    <w:bookmarkStart w:id="87" w:name="exm-measurable-space"/>
     <w:p>
       <w:pPr>
         <w:pStyle w:val="BodyText"/>
@@ -20533,8 +20542,8 @@
         <w:t xml:space="preserve">is not one of them.</w:t>
       </w:r>
     </w:p>
-    <w:bookmarkEnd w:id="86"/>
-    <w:bookmarkStart w:id="87" w:name="def-measure-space"/>
+    <w:bookmarkEnd w:id="87"/>
+    <w:bookmarkStart w:id="88" w:name="def-measure-space"/>
     <w:p>
       <w:pPr>
         <w:pStyle w:val="FirstParagraph"/>
@@ -20668,8 +20677,8 @@
         <w:t xml:space="preserve">.</w:t>
       </w:r>
     </w:p>
-    <w:bookmarkEnd w:id="87"/>
-    <w:bookmarkStart w:id="88" w:name="exm-measure-space"/>
+    <w:bookmarkEnd w:id="88"/>
+    <w:bookmarkStart w:id="89" w:name="exm-measure-space"/>
     <w:p>
       <w:pPr>
         <w:pStyle w:val="BodyText"/>
@@ -20961,8 +20970,8 @@
         <w:t xml:space="preserve">a measure space.</w:t>
       </w:r>
     </w:p>
-    <w:bookmarkEnd w:id="88"/>
-    <w:bookmarkStart w:id="89" w:name="def-lebesgue-measure"/>
+    <w:bookmarkEnd w:id="89"/>
+    <w:bookmarkStart w:id="90" w:name="def-lebesgue-measure"/>
     <w:p>
       <w:pPr>
         <w:pStyle w:val="BodyText"/>
@@ -21082,7 +21091,7 @@
       <w:r>
         <w:t xml:space="preserve"> </w:t>
       </w:r>
-      <w:hyperlink r:id="rId34">
+      <w:hyperlink r:id="rId35">
         <w:r>
           <w:rPr>
             <w:rStyle w:val="Hyperlink"/>
@@ -21441,8 +21450,8 @@
         <w:t xml:space="preserve">.</w:t>
       </w:r>
     </w:p>
-    <w:bookmarkEnd w:id="89"/>
-    <w:bookmarkStart w:id="91" w:name="rem-lebesgue-measure-exists"/>
+    <w:bookmarkEnd w:id="90"/>
+    <w:bookmarkStart w:id="92" w:name="rem-lebesgue-measure-exists"/>
     <w:p>
       <w:pPr>
         <w:pStyle w:val="BodyText"/>
@@ -21493,7 +21502,7 @@
       <w:r>
         <w:t xml:space="preserve"> </w:t>
       </w:r>
-      <w:hyperlink r:id="rId90">
+      <w:hyperlink r:id="rId91">
         <w:r>
           <w:rPr>
             <w:rStyle w:val="Hyperlink"/>
@@ -21542,8 +21551,8 @@
         <w:t xml:space="preserve">the Lebesgue-measurable sets, with the same values on Borel sets).</w:t>
       </w:r>
     </w:p>
-    <w:bookmarkEnd w:id="91"/>
-    <w:bookmarkStart w:id="92" w:name="def-lebesgue-measure-interval"/>
+    <w:bookmarkEnd w:id="92"/>
+    <w:bookmarkStart w:id="93" w:name="def-lebesgue-measure-interval"/>
     <w:p>
       <w:pPr>
         <w:pStyle w:val="BodyText"/>
@@ -21651,8 +21660,8 @@
         <w:t xml:space="preserve">.</w:t>
       </w:r>
     </w:p>
-    <w:bookmarkEnd w:id="92"/>
-    <w:bookmarkStart w:id="93" w:name="exm-lebesgue-measure"/>
+    <w:bookmarkEnd w:id="93"/>
+    <w:bookmarkStart w:id="94" w:name="exm-lebesgue-measure"/>
     <w:p>
       <w:pPr>
         <w:pStyle w:val="BodyText"/>
@@ -22468,8 +22477,8 @@
         </m:oMath>
       </m:oMathPara>
     </w:p>
-    <w:bookmarkEnd w:id="93"/>
-    <w:bookmarkStart w:id="96" w:name="rem-measure-size"/>
+    <w:bookmarkEnd w:id="94"/>
+    <w:bookmarkStart w:id="97" w:name="rem-measure-size"/>
     <w:p>
       <w:pPr>
         <w:pStyle w:val="FirstParagraph"/>
@@ -22562,7 +22571,7 @@
       <w:r>
         <w:t xml:space="preserve"> </w:t>
       </w:r>
-      <w:hyperlink r:id="rId34">
+      <w:hyperlink r:id="rId35">
         <w:r>
           <w:rPr>
             <w:rStyle w:val="Hyperlink"/>
@@ -22884,7 +22893,7 @@
       <w:r>
         <w:t xml:space="preserve"> </w:t>
       </w:r>
-      <w:hyperlink r:id="rId94">
+      <w:hyperlink r:id="rId95">
         <w:r>
           <w:rPr>
             <w:rStyle w:val="Hyperlink"/>
@@ -22901,7 +22910,7 @@
       <w:r>
         <w:t xml:space="preserve"> </w:t>
       </w:r>
-      <w:hyperlink r:id="rId95">
+      <w:hyperlink r:id="rId96">
         <w:r>
           <w:rPr>
             <w:rStyle w:val="Hyperlink"/>
@@ -22916,8 +22925,8 @@
         <w:t xml:space="preserve">theorems.</w:t>
       </w:r>
     </w:p>
-    <w:bookmarkEnd w:id="96"/>
-    <w:bookmarkStart w:id="97" w:name="def-measure-zero"/>
+    <w:bookmarkEnd w:id="97"/>
+    <w:bookmarkStart w:id="98" w:name="def-measure-zero"/>
     <w:p>
       <w:pPr>
         <w:pStyle w:val="BodyText"/>
@@ -23115,8 +23124,8 @@
         <w:t xml:space="preserve">.</w:t>
       </w:r>
     </w:p>
-    <w:bookmarkEnd w:id="97"/>
-    <w:bookmarkStart w:id="98" w:name="exm-measure-zero"/>
+    <w:bookmarkEnd w:id="98"/>
+    <w:bookmarkStart w:id="99" w:name="exm-measure-zero"/>
     <w:p>
       <w:pPr>
         <w:pStyle w:val="BodyText"/>
@@ -23290,8 +23299,8 @@
         <w:t xml:space="preserve">although neither set is empty.</w:t>
       </w:r>
     </w:p>
-    <w:bookmarkEnd w:id="98"/>
-    <w:bookmarkStart w:id="99" w:name="def-almost-everywhere"/>
+    <w:bookmarkEnd w:id="99"/>
+    <w:bookmarkStart w:id="100" w:name="def-almost-everywhere"/>
     <w:p>
       <w:pPr>
         <w:pStyle w:val="FirstParagraph"/>
@@ -23512,7 +23521,7 @@
       <w:r>
         <w:t xml:space="preserve"> </w:t>
       </w:r>
-      <w:hyperlink r:id="rId12">
+      <w:hyperlink r:id="rId13">
         <w:r>
           <w:rPr>
             <w:rStyle w:val="Hyperlink"/>
@@ -23541,8 +23550,8 @@
         <w:t xml:space="preserve">.</w:t>
       </w:r>
     </w:p>
-    <w:bookmarkEnd w:id="99"/>
-    <w:bookmarkStart w:id="100" w:name="exm-almost-everywhere"/>
+    <w:bookmarkEnd w:id="100"/>
+    <w:bookmarkStart w:id="101" w:name="exm-almost-everywhere"/>
     <w:p>
       <w:pPr>
         <w:pStyle w:val="BodyText"/>
@@ -23933,8 +23942,8 @@
         <w:t xml:space="preserve">so a statement holds almost everywhere only if it holds everywhere.</w:t>
       </w:r>
     </w:p>
-    <w:bookmarkEnd w:id="100"/>
-    <w:bookmarkStart w:id="101" w:name="def-finite-measure"/>
+    <w:bookmarkEnd w:id="101"/>
+    <w:bookmarkStart w:id="102" w:name="def-finite-measure"/>
     <w:p>
       <w:pPr>
         <w:pStyle w:val="BodyText"/>
@@ -24089,8 +24098,8 @@
         <w:t xml:space="preserve">.</w:t>
       </w:r>
     </w:p>
-    <w:bookmarkEnd w:id="101"/>
-    <w:bookmarkStart w:id="102" w:name="def-sigma-finite"/>
+    <w:bookmarkEnd w:id="102"/>
+    <w:bookmarkStart w:id="103" w:name="def-sigma-finite"/>
     <w:p>
       <w:pPr>
         <w:pStyle w:val="BodyText"/>
@@ -24425,8 +24434,8 @@
         <w:t xml:space="preserve">.</w:t>
       </w:r>
     </w:p>
-    <w:bookmarkEnd w:id="102"/>
-    <w:bookmarkStart w:id="103" w:name="exm-sigma-finite"/>
+    <w:bookmarkEnd w:id="103"/>
+    <w:bookmarkStart w:id="104" w:name="exm-sigma-finite"/>
     <w:p>
       <w:pPr>
         <w:pStyle w:val="BodyText"/>
@@ -25269,9 +25278,9 @@
         <w:t xml:space="preserve">.</w:t>
       </w:r>
     </w:p>
-    <w:bookmarkEnd w:id="103"/>
     <w:bookmarkEnd w:id="104"/>
-    <w:bookmarkStart w:id="112" w:name="probability-measures"/>
+    <w:bookmarkEnd w:id="105"/>
+    <w:bookmarkStart w:id="113" w:name="probability-measures"/>
     <w:p>
       <w:pPr>
         <w:pStyle w:val="Heading2"/>
@@ -25280,7 +25289,7 @@
         <w:t xml:space="preserve">6 Probability measures</w:t>
       </w:r>
     </w:p>
-    <w:bookmarkStart w:id="105" w:name="def-probability-measure"/>
+    <w:bookmarkStart w:id="106" w:name="def-probability-measure"/>
     <w:p>
       <w:pPr>
         <w:pStyle w:val="FirstParagraph"/>
@@ -25491,8 +25500,8 @@
         </m:oMath>
       </m:oMathPara>
     </w:p>
-    <w:bookmarkEnd w:id="105"/>
-    <w:bookmarkStart w:id="106" w:name="exm-probability-measure"/>
+    <w:bookmarkEnd w:id="106"/>
+    <w:bookmarkStart w:id="107" w:name="exm-probability-measure"/>
     <w:p>
       <w:pPr>
         <w:pStyle w:val="FirstParagraph"/>
@@ -26454,8 +26463,8 @@
         <w:t xml:space="preserve">.</w:t>
       </w:r>
     </w:p>
-    <w:bookmarkEnd w:id="106"/>
-    <w:bookmarkStart w:id="107" w:name="def-probability-space"/>
+    <w:bookmarkEnd w:id="107"/>
+    <w:bookmarkStart w:id="108" w:name="def-probability-space"/>
     <w:p>
       <w:pPr>
         <w:pStyle w:val="FirstParagraph"/>
@@ -26619,8 +26628,8 @@
         <w:t xml:space="preserve">.</w:t>
       </w:r>
     </w:p>
-    <w:bookmarkEnd w:id="107"/>
-    <w:bookmarkStart w:id="108" w:name="def-sample-space"/>
+    <w:bookmarkEnd w:id="108"/>
+    <w:bookmarkStart w:id="109" w:name="def-sample-space"/>
     <w:p>
       <w:pPr>
         <w:pStyle w:val="BodyText"/>
@@ -26734,8 +26743,8 @@
         <w:t xml:space="preserve">.</w:t>
       </w:r>
     </w:p>
-    <w:bookmarkEnd w:id="108"/>
-    <w:bookmarkStart w:id="109" w:name="def-outcome"/>
+    <w:bookmarkEnd w:id="109"/>
+    <w:bookmarkStart w:id="110" w:name="def-outcome"/>
     <w:p>
       <w:pPr>
         <w:pStyle w:val="BodyText"/>
@@ -26866,8 +26875,8 @@
         <w:t xml:space="preserve">.</w:t>
       </w:r>
     </w:p>
-    <w:bookmarkEnd w:id="109"/>
-    <w:bookmarkStart w:id="110" w:name="def-event"/>
+    <w:bookmarkEnd w:id="110"/>
+    <w:bookmarkStart w:id="111" w:name="def-event"/>
     <w:p>
       <w:pPr>
         <w:pStyle w:val="BodyText"/>
@@ -26988,8 +26997,8 @@
         <w:t xml:space="preserve">.</w:t>
       </w:r>
     </w:p>
-    <w:bookmarkEnd w:id="110"/>
-    <w:bookmarkStart w:id="111" w:name="rem-mutually-exclusive"/>
+    <w:bookmarkEnd w:id="111"/>
+    <w:bookmarkStart w:id="112" w:name="rem-mutually-exclusive"/>
     <w:p>
       <w:pPr>
         <w:pStyle w:val="BodyText"/>
@@ -27069,7 +27078,7 @@
       <w:r>
         <w:t xml:space="preserve"> </w:t>
       </w:r>
-      <w:hyperlink r:id="rId22">
+      <w:hyperlink r:id="rId23">
         <w:r>
           <w:rPr>
             <w:rStyle w:val="Hyperlink"/>
@@ -27201,9 +27210,9 @@
         <w:t xml:space="preserve">no roll is both even and odd.</w:t>
       </w:r>
     </w:p>
-    <w:bookmarkEnd w:id="111"/>
     <w:bookmarkEnd w:id="112"/>
-    <w:bookmarkStart w:id="133" w:name="measurable-functions-and-integrals"/>
+    <w:bookmarkEnd w:id="113"/>
+    <w:bookmarkStart w:id="134" w:name="measurable-functions-and-integrals"/>
     <w:p>
       <w:pPr>
         <w:pStyle w:val="Heading2"/>
@@ -27212,7 +27221,7 @@
         <w:t xml:space="preserve">7 Measurable functions and integrals</w:t>
       </w:r>
     </w:p>
-    <w:bookmarkStart w:id="113" w:name="def-measurable-function"/>
+    <w:bookmarkStart w:id="114" w:name="def-measurable-function"/>
     <w:p>
       <w:pPr>
         <w:pStyle w:val="FirstParagraph"/>
@@ -27292,7 +27301,7 @@
       <w:r>
         <w:t xml:space="preserve"> </w:t>
       </w:r>
-      <w:hyperlink r:id="rId59">
+      <w:hyperlink r:id="rId60">
         <w:r>
           <w:rPr>
             <w:rStyle w:val="Hyperlink"/>
@@ -27505,8 +27514,8 @@
         </m:oMath>
       </m:oMathPara>
     </w:p>
-    <w:bookmarkEnd w:id="113"/>
-    <w:bookmarkStart w:id="115" w:name="rem-measurable-function-general"/>
+    <w:bookmarkEnd w:id="114"/>
+    <w:bookmarkStart w:id="116" w:name="rem-measurable-function-general"/>
     <w:p>
       <w:pPr>
         <w:pStyle w:val="FirstParagraph"/>
@@ -27839,7 +27848,7 @@
       <w:r>
         <w:t xml:space="preserve"> </w:t>
       </w:r>
-      <w:hyperlink r:id="rId114">
+      <w:hyperlink r:id="rId115">
         <w:r>
           <w:rPr>
             <w:rStyle w:val="Hyperlink"/>
@@ -28015,8 +28024,8 @@
         <w:t xml:space="preserve">.</w:t>
       </w:r>
     </w:p>
-    <w:bookmarkEnd w:id="115"/>
-    <w:bookmarkStart w:id="116" w:name="exm-measurable-function"/>
+    <w:bookmarkEnd w:id="116"/>
+    <w:bookmarkStart w:id="117" w:name="exm-measurable-function"/>
     <w:p>
       <w:pPr>
         <w:pStyle w:val="BodyText"/>
@@ -28937,8 +28946,8 @@
         <w:t xml:space="preserve">, is measurable.</w:t>
       </w:r>
     </w:p>
-    <w:bookmarkEnd w:id="116"/>
-    <w:bookmarkStart w:id="119" w:name="def-integral-nonneg"/>
+    <w:bookmarkEnd w:id="117"/>
+    <w:bookmarkStart w:id="120" w:name="def-integral-nonneg"/>
     <w:p>
       <w:pPr>
         <w:pStyle w:val="BodyText"/>
@@ -29363,7 +29372,7 @@
       <w:r>
         <w:t xml:space="preserve"> </w:t>
       </w:r>
-      <w:hyperlink r:id="rId117">
+      <w:hyperlink r:id="rId118">
         <w:r>
           <w:rPr>
             <w:rStyle w:val="Hyperlink"/>
@@ -29553,7 +29562,7 @@
       <w:r>
         <w:t xml:space="preserve"> </w:t>
       </w:r>
-      <w:hyperlink r:id="rId118">
+      <w:hyperlink r:id="rId119">
         <w:r>
           <w:rPr>
             <w:rStyle w:val="Hyperlink"/>
@@ -29845,8 +29854,8 @@
         <w:t xml:space="preserve">(Billingsley 1995, sec. 15)</w:t>
       </w:r>
     </w:p>
-    <w:bookmarkEnd w:id="119"/>
-    <w:bookmarkStart w:id="122" w:name="rem-integral-nonneg-lower-sums"/>
+    <w:bookmarkEnd w:id="120"/>
+    <w:bookmarkStart w:id="123" w:name="rem-integral-nonneg-lower-sums"/>
     <w:p>
       <w:pPr>
         <w:pStyle w:val="BodyText"/>
@@ -30011,7 +30020,7 @@
       <w:r>
         <w:t xml:space="preserve"> </w:t>
       </w:r>
-      <w:hyperlink r:id="rId120">
+      <w:hyperlink r:id="rId121">
         <w:r>
           <w:rPr>
             <w:rStyle w:val="Hyperlink"/>
@@ -30183,7 +30192,7 @@
       <w:r>
         <w:t xml:space="preserve"> </w:t>
       </w:r>
-      <w:hyperlink r:id="rId121">
+      <w:hyperlink r:id="rId122">
         <w:r>
           <w:rPr>
             <w:rStyle w:val="Hyperlink"/>
@@ -30195,8 +30204,8 @@
         <w:t xml:space="preserve">).</w:t>
       </w:r>
     </w:p>
-    <w:bookmarkEnd w:id="122"/>
-    <w:bookmarkStart w:id="123" w:name="exm-integral-nonneg"/>
+    <w:bookmarkEnd w:id="123"/>
+    <w:bookmarkStart w:id="124" w:name="exm-integral-nonneg"/>
     <w:p>
       <w:pPr>
         <w:pStyle w:val="BodyText"/>
@@ -31624,8 +31633,8 @@
         <w:t xml:space="preserve">.</w:t>
       </w:r>
     </w:p>
-    <w:bookmarkEnd w:id="123"/>
-    <w:bookmarkStart w:id="124" w:name="def-positive-negative-parts"/>
+    <w:bookmarkEnd w:id="124"/>
+    <w:bookmarkStart w:id="125" w:name="def-positive-negative-parts"/>
     <w:p>
       <w:pPr>
         <w:pStyle w:val="BodyText"/>
@@ -31914,8 +31923,8 @@
         </m:oMath>
       </m:oMathPara>
     </w:p>
-    <w:bookmarkEnd w:id="124"/>
-    <w:bookmarkStart w:id="125" w:name="def-negative-part"/>
+    <w:bookmarkEnd w:id="125"/>
+    <w:bookmarkStart w:id="126" w:name="def-negative-part"/>
     <w:p>
       <w:pPr>
         <w:pStyle w:val="FirstParagraph"/>
@@ -32120,8 +32129,8 @@
         </m:oMath>
       </m:oMathPara>
     </w:p>
-    <w:bookmarkEnd w:id="125"/>
-    <w:bookmarkStart w:id="126" w:name="rem-positive-negative-parts"/>
+    <w:bookmarkEnd w:id="126"/>
+    <w:bookmarkStart w:id="127" w:name="rem-positive-negative-parts"/>
     <w:p>
       <w:pPr>
         <w:pStyle w:val="FirstParagraph"/>
@@ -32389,8 +32398,8 @@
         <w:t xml:space="preserve">.)</w:t>
       </w:r>
     </w:p>
-    <w:bookmarkEnd w:id="126"/>
-    <w:bookmarkStart w:id="127" w:name="def-integral"/>
+    <w:bookmarkEnd w:id="127"/>
+    <w:bookmarkStart w:id="128" w:name="def-integral"/>
     <w:p>
       <w:pPr>
         <w:pStyle w:val="BodyText"/>
@@ -32896,8 +32905,8 @@
         <w:t xml:space="preserve">(Billingsley 1995, sec. 15)</w:t>
       </w:r>
     </w:p>
-    <w:bookmarkEnd w:id="127"/>
-    <w:bookmarkStart w:id="128" w:name="exm-integral"/>
+    <w:bookmarkEnd w:id="128"/>
+    <w:bookmarkStart w:id="129" w:name="exm-integral"/>
     <w:p>
       <w:pPr>
         <w:pStyle w:val="BodyText"/>
@@ -33635,8 +33644,8 @@
         </m:oMath>
       </m:oMathPara>
     </w:p>
-    <w:bookmarkEnd w:id="128"/>
-    <w:bookmarkStart w:id="130" w:name="def-absolutely-integrable"/>
+    <w:bookmarkEnd w:id="129"/>
+    <w:bookmarkStart w:id="131" w:name="def-absolutely-integrable"/>
     <w:p>
       <w:pPr>
         <w:pStyle w:val="FirstParagraph"/>
@@ -33827,7 +33836,7 @@
       <w:r>
         <w:t xml:space="preserve"> </w:t>
       </w:r>
-      <w:hyperlink r:id="rId129">
+      <w:hyperlink r:id="rId130">
         <w:r>
           <w:rPr>
             <w:rStyle w:val="Hyperlink"/>
@@ -33935,8 +33944,8 @@
         <w:t xml:space="preserve">.</w:t>
       </w:r>
     </w:p>
-    <w:bookmarkEnd w:id="130"/>
-    <w:bookmarkStart w:id="131" w:name="rem-absolutely-integrable-integral"/>
+    <w:bookmarkEnd w:id="131"/>
+    <w:bookmarkStart w:id="132" w:name="rem-absolutely-integrable-integral"/>
     <w:p>
       <w:pPr>
         <w:pStyle w:val="BodyText"/>
@@ -34352,8 +34361,8 @@
         <w:t xml:space="preserve">) is a real number.</w:t>
       </w:r>
     </w:p>
-    <w:bookmarkEnd w:id="131"/>
-    <w:bookmarkStart w:id="132" w:name="exm-absolutely-integrable"/>
+    <w:bookmarkEnd w:id="132"/>
+    <w:bookmarkStart w:id="133" w:name="exm-absolutely-integrable"/>
     <w:p>
       <w:pPr>
         <w:pStyle w:val="BodyText"/>
@@ -34857,9 +34866,9 @@
         <w:t xml:space="preserve">).</w:t>
       </w:r>
     </w:p>
-    <w:bookmarkEnd w:id="132"/>
     <w:bookmarkEnd w:id="133"/>
-    <w:bookmarkStart w:id="145" w:name="lp-spaces"/>
+    <w:bookmarkEnd w:id="134"/>
+    <w:bookmarkStart w:id="146" w:name="lp-spaces"/>
     <w:p>
       <w:pPr>
         <w:pStyle w:val="Heading2"/>
@@ -34891,7 +34900,7 @@
         <w:t xml:space="preserve">spaces</w:t>
       </w:r>
     </w:p>
-    <w:bookmarkStart w:id="135" w:name="def-lp-space"/>
+    <w:bookmarkStart w:id="136" w:name="def-lp-space"/>
     <w:p>
       <w:pPr>
         <w:pStyle w:val="FirstParagraph"/>
@@ -35533,7 +35542,7 @@
       <w:r>
         <w:t xml:space="preserve"> </w:t>
       </w:r>
-      <w:hyperlink r:id="rId134">
+      <w:hyperlink r:id="rId135">
         <w:r>
           <w:rPr>
             <w:rStyle w:val="Hyperlink"/>
@@ -35825,8 +35834,8 @@
         <w:t xml:space="preserve">.</w:t>
       </w:r>
     </w:p>
-    <w:bookmarkEnd w:id="135"/>
-    <w:bookmarkStart w:id="136" w:name="exm-lp-space"/>
+    <w:bookmarkEnd w:id="136"/>
+    <w:bookmarkStart w:id="137" w:name="exm-lp-space"/>
     <w:p>
       <w:pPr>
         <w:pStyle w:val="BodyText"/>
@@ -37067,8 +37076,8 @@
         <w:t xml:space="preserve">on finite-measure sets: higher exponents impose stricter integrability requirements near singularities.</w:t>
       </w:r>
     </w:p>
-    <w:bookmarkEnd w:id="136"/>
-    <w:bookmarkStart w:id="137" w:name="def-linf-space"/>
+    <w:bookmarkEnd w:id="137"/>
+    <w:bookmarkStart w:id="138" w:name="def-linf-space"/>
     <w:p>
       <w:pPr>
         <w:pStyle w:val="BodyText"/>
@@ -37657,8 +37666,8 @@
         <w:t xml:space="preserve">.</w:t>
       </w:r>
     </w:p>
-    <w:bookmarkEnd w:id="137"/>
-    <w:bookmarkStart w:id="138" w:name="thm-holder-inequality"/>
+    <w:bookmarkEnd w:id="138"/>
+    <w:bookmarkStart w:id="139" w:name="thm-holder-inequality"/>
     <w:p>
       <w:pPr>
         <w:pStyle w:val="BodyText"/>
@@ -38382,8 +38391,8 @@
         <w:t xml:space="preserve">this inequality is the Cauchy-Schwarz inequality for integrals.</w:t>
       </w:r>
     </w:p>
-    <w:bookmarkEnd w:id="138"/>
-    <w:bookmarkStart w:id="139" w:name="thm-minkowski-inequality"/>
+    <w:bookmarkEnd w:id="139"/>
+    <w:bookmarkStart w:id="140" w:name="thm-minkowski-inequality"/>
     <w:p>
       <w:pPr>
         <w:pStyle w:val="BodyText"/>
@@ -38936,7 +38945,7 @@
       <w:r>
         <w:t xml:space="preserve"> </w:t>
       </w:r>
-      <w:hyperlink r:id="rId134">
+      <w:hyperlink r:id="rId135">
         <w:r>
           <w:rPr>
             <w:rStyle w:val="Hyperlink"/>
@@ -38948,8 +38957,8 @@
         <w:t xml:space="preserve">.</w:t>
       </w:r>
     </w:p>
-    <w:bookmarkEnd w:id="139"/>
-    <w:bookmarkStart w:id="141" w:name="exm-holder-inequality"/>
+    <w:bookmarkEnd w:id="140"/>
+    <w:bookmarkStart w:id="142" w:name="exm-holder-inequality"/>
     <w:p>
       <w:pPr>
         <w:pStyle w:val="BodyText"/>
@@ -39608,7 +39617,7 @@
       <w:r>
         <w:t xml:space="preserve"> </w:t>
       </w:r>
-      <w:hyperlink r:id="rId140">
+      <w:hyperlink r:id="rId141">
         <w:r>
           <w:rPr>
             <w:rStyle w:val="Hyperlink"/>
@@ -39885,8 +39894,8 @@
         <w:t xml:space="preserve">guaranteeing that the covariance between any two square-integrable random variables is finite.</w:t>
       </w:r>
     </w:p>
-    <w:bookmarkEnd w:id="141"/>
-    <w:bookmarkStart w:id="144" w:name="rem-lp-spaces-machine-learning"/>
+    <w:bookmarkEnd w:id="142"/>
+    <w:bookmarkStart w:id="145" w:name="rem-lp-spaces-machine-learning"/>
     <w:p>
       <w:pPr>
         <w:pStyle w:val="FirstParagraph"/>
@@ -40289,7 +40298,7 @@
       <w:r>
         <w:t xml:space="preserve"> </w:t>
       </w:r>
-      <w:hyperlink r:id="rId142">
+      <w:hyperlink r:id="rId143">
         <w:r>
           <w:rPr>
             <w:rStyle w:val="Hyperlink"/>
@@ -40666,7 +40675,7 @@
       <w:r>
         <w:t xml:space="preserve"> </w:t>
       </w:r>
-      <w:hyperlink r:id="rId143">
+      <w:hyperlink r:id="rId144">
         <w:r>
           <w:rPr>
             <w:rStyle w:val="Hyperlink"/>
@@ -40687,6 +40696,9 @@
         <w:t xml:space="preserve"> </w:t>
       </w:r>
       <m:oMath>
+        <m:r>
+          <m:t>​</m:t>
+        </m:r>
         <m:d>
           <m:dPr>
             <m:begChr m:val="⟨"/>
@@ -40709,6 +40721,9 @@
             </m:r>
           </m:e>
         </m:d>
+        <m:r>
+          <m:t>​</m:t>
+        </m:r>
         <m:limUpp>
           <m:e>
             <m:r>
@@ -41213,9 +41228,9 @@
         <w:t xml:space="preserve">minimizes the worst-case maximum error across all instances.</w:t>
       </w:r>
     </w:p>
-    <w:bookmarkEnd w:id="144"/>
     <w:bookmarkEnd w:id="145"/>
-    <w:bookmarkStart w:id="152" w:name="product-measures"/>
+    <w:bookmarkEnd w:id="146"/>
+    <w:bookmarkStart w:id="153" w:name="product-measures"/>
     <w:p>
       <w:pPr>
         <w:pStyle w:val="Heading2"/>
@@ -41224,7 +41239,7 @@
         <w:t xml:space="preserve">9 Product measures</w:t>
       </w:r>
     </w:p>
-    <w:bookmarkStart w:id="147" w:name="def-measurable-rectangle"/>
+    <w:bookmarkStart w:id="148" w:name="def-measurable-rectangle"/>
     <w:p>
       <w:pPr>
         <w:pStyle w:val="FirstParagraph"/>
@@ -41359,7 +41374,7 @@
       <w:r>
         <w:t xml:space="preserve"> </w:t>
       </w:r>
-      <w:hyperlink r:id="rId146">
+      <w:hyperlink r:id="rId147">
         <w:r>
           <w:rPr>
             <w:rStyle w:val="Hyperlink"/>
@@ -41442,8 +41457,8 @@
         <w:t xml:space="preserve">.</w:t>
       </w:r>
     </w:p>
-    <w:bookmarkEnd w:id="147"/>
-    <w:bookmarkStart w:id="148" w:name="def-product-sigma-algebra"/>
+    <w:bookmarkEnd w:id="148"/>
+    <w:bookmarkStart w:id="149" w:name="def-product-sigma-algebra"/>
     <w:p>
       <w:pPr>
         <w:pStyle w:val="BodyText"/>
@@ -41684,8 +41699,8 @@
         <w:t xml:space="preserve">the measurable rectangles.</w:t>
       </w:r>
     </w:p>
-    <w:bookmarkEnd w:id="148"/>
-    <w:bookmarkStart w:id="149" w:name="exm-product-sigma-algebra"/>
+    <w:bookmarkEnd w:id="149"/>
+    <w:bookmarkStart w:id="150" w:name="exm-product-sigma-algebra"/>
     <w:p>
       <w:pPr>
         <w:pStyle w:val="BodyText"/>
@@ -42184,8 +42199,8 @@
         <w:t xml:space="preserve">.</w:t>
       </w:r>
     </w:p>
-    <w:bookmarkEnd w:id="149"/>
-    <w:bookmarkStart w:id="150" w:name="def-product-measure"/>
+    <w:bookmarkEnd w:id="150"/>
+    <w:bookmarkStart w:id="151" w:name="def-product-measure"/>
     <w:p>
       <w:pPr>
         <w:pStyle w:val="FirstParagraph"/>
@@ -42795,8 +42810,8 @@
         <w:t xml:space="preserve">.</w:t>
       </w:r>
     </w:p>
-    <w:bookmarkEnd w:id="150"/>
-    <w:bookmarkStart w:id="151" w:name="exm-product-measure"/>
+    <w:bookmarkEnd w:id="151"/>
+    <w:bookmarkStart w:id="152" w:name="exm-product-measure"/>
     <w:p>
       <w:pPr>
         <w:pStyle w:val="BodyText"/>
@@ -43453,9 +43468,9 @@
         <w:t xml:space="preserve">the area of the rectangle.</w:t>
       </w:r>
     </w:p>
-    <w:bookmarkEnd w:id="151"/>
     <w:bookmarkEnd w:id="152"/>
-    <w:bookmarkStart w:id="153" w:name="sec-further-reading"/>
+    <w:bookmarkEnd w:id="153"/>
+    <w:bookmarkStart w:id="154" w:name="sec-further-reading"/>
     <w:p>
       <w:pPr>
         <w:pStyle w:val="Heading2"/>
@@ -43558,8 +43573,8 @@
         <w:t xml:space="preserve">that opens with a chapter on introductory measure theory.</w:t>
       </w:r>
     </w:p>
-    <w:bookmarkEnd w:id="153"/>
-    <w:bookmarkStart w:id="162" w:name="references"/>
+    <w:bookmarkEnd w:id="154"/>
+    <w:bookmarkStart w:id="163" w:name="references"/>
     <w:p>
       <w:pPr>
         <w:pStyle w:val="Heading2"/>
@@ -43568,8 +43583,8 @@
         <w:t xml:space="preserve">References</w:t>
       </w:r>
     </w:p>
-    <w:bookmarkStart w:id="161" w:name="refs"/>
-    <w:bookmarkStart w:id="154" w:name="ref-billingsley1995probability"/>
+    <w:bookmarkStart w:id="162" w:name="refs"/>
+    <w:bookmarkStart w:id="155" w:name="ref-billingsley1995probability"/>
     <w:p>
       <w:pPr>
         <w:pStyle w:val="Bibliography"/>
@@ -43591,8 +43606,8 @@
         <w:t xml:space="preserve">. 3rd ed. Wiley Series in Probability and Mathematical Statistics. Wiley.</w:t>
       </w:r>
     </w:p>
-    <w:bookmarkEnd w:id="154"/>
-    <w:bookmarkStart w:id="156" w:name="ref-CaseBerg01"/>
+    <w:bookmarkEnd w:id="155"/>
+    <w:bookmarkStart w:id="157" w:name="ref-CaseBerg01"/>
     <w:p>
       <w:pPr>
         <w:pStyle w:val="Bibliography"/>
@@ -43616,7 +43631,7 @@
       <w:r>
         <w:t xml:space="preserve"> </w:t>
       </w:r>
-      <w:hyperlink r:id="rId155">
+      <w:hyperlink r:id="rId156">
         <w:r>
           <w:rPr>
             <w:rStyle w:val="Hyperlink"/>
@@ -43628,8 +43643,8 @@
         <w:t xml:space="preserve">.</w:t>
       </w:r>
     </w:p>
-    <w:bookmarkEnd w:id="156"/>
-    <w:bookmarkStart w:id="158" w:name="ref-folland1999real"/>
+    <w:bookmarkEnd w:id="157"/>
+    <w:bookmarkStart w:id="159" w:name="ref-folland1999real"/>
     <w:p>
       <w:pPr>
         <w:pStyle w:val="Bibliography"/>
@@ -43653,7 +43668,7 @@
       <w:r>
         <w:t xml:space="preserve"> </w:t>
       </w:r>
-      <w:hyperlink r:id="rId157">
+      <w:hyperlink r:id="rId158">
         <w:r>
           <w:rPr>
             <w:rStyle w:val="Hyperlink"/>
@@ -43665,8 +43680,8 @@
         <w:t xml:space="preserve">.</w:t>
       </w:r>
     </w:p>
-    <w:bookmarkEnd w:id="158"/>
-    <w:bookmarkStart w:id="160" w:name="ref-gut2013"/>
+    <w:bookmarkEnd w:id="159"/>
+    <w:bookmarkStart w:id="161" w:name="ref-gut2013"/>
     <w:p>
       <w:pPr>
         <w:pStyle w:val="Bibliography"/>
@@ -43690,7 +43705,7 @@
       <w:r>
         <w:t xml:space="preserve"> </w:t>
       </w:r>
-      <w:hyperlink r:id="rId159">
+      <w:hyperlink r:id="rId160">
         <w:r>
           <w:rPr>
             <w:rStyle w:val="Hyperlink"/>
@@ -43702,9 +43717,9 @@
         <w:t xml:space="preserve">.</w:t>
       </w:r>
     </w:p>
-    <w:bookmarkEnd w:id="160"/>
     <w:bookmarkEnd w:id="161"/>
     <w:bookmarkEnd w:id="162"/>
+    <w:bookmarkEnd w:id="163"/>
     <w:sectPr>
       <w:footnotePr>
         <w:numRestart w:val="eachSect"/>
